--- a/docs/Budgets/NUEVOS PRESUPUESTOS PARA IMPRIMIR/PRESUPUESTO ROPA.docx
+++ b/docs/Budgets/NUEVOS PRESUPUESTOS PARA IMPRIMIR/PRESUPUESTO ROPA.docx
@@ -10,7 +10,7 @@
         <w:t>PACIENTE:</w:t>
       </w:r>
       <w:r>
-        <w:t>GIANOLI PESCETTO LUCIANA</w:t>
+        <w:t>Paciente de Ejemplo</w:t>
       </w:r>
       <w:r>
         <w:tab/>
